--- a/docs/DA4-chatbot-telegram-google-workspace/DA4-10-tra-cuu-ky-thuat.docx
+++ b/docs/DA4-chatbot-telegram-google-workspace/DA4-10-tra-cuu-ky-thuat.docx
@@ -526,7 +526,7 @@
                 <w:sz w:val="20"/>
                 <w:szCs w:val="20"/>
               </w:rPr>
-              <w:t xml:space="preserve">Bộ phận Phát triển phần mềm — Công ty Bioscope</w:t>
+              <w:t xml:space="preserve">QuanNH — Team Lead, Công ty OPTIMAI</w:t>
             </w:r>
           </w:p>
         </w:tc>
@@ -583,7 +583,7 @@
                 <w:sz w:val="20"/>
                 <w:szCs w:val="20"/>
               </w:rPr>
-              <w:t xml:space="preserve">Chưa xác nhận</w:t>
+              <w:t xml:space="preserve">Ban Giám đốc Công ty OPTIMAI</w:t>
             </w:r>
           </w:p>
         </w:tc>

--- a/docs/DA4-chatbot-telegram-google-workspace/DA4-10-tra-cuu-ky-thuat.docx
+++ b/docs/DA4-chatbot-telegram-google-workspace/DA4-10-tra-cuu-ky-thuat.docx
@@ -9,48 +9,39 @@
     </w:p>
     <w:p>
       <w:pPr>
-        <w:spacing w:after="350"/>
+        <w:spacing w:after="40"/>
         <w:jc w:val="center"/>
       </w:pPr>
       <w:r>
-        <w:drawing>
-          <wp:inline distT="0" distB="0" distL="0" distR="0">
-            <wp:extent cx="2476500" cy="723900"/>
-            <wp:effectExtent t="0" r="0" b="0" l="0"/>
-            <wp:docPr id="1" name="" descr="" title=""/>
-            <wp:cNvGraphicFramePr>
-              <a:graphicFrameLocks xmlns:a="http://schemas.openxmlformats.org/drawingml/2006/main" noChangeAspect="1"/>
-            </wp:cNvGraphicFramePr>
-            <a:graphic xmlns:a="http://schemas.openxmlformats.org/drawingml/2006/main">
-              <a:graphicData uri="http://schemas.openxmlformats.org/drawingml/2006/picture">
-                <pic:pic xmlns:pic="http://schemas.openxmlformats.org/drawingml/2006/picture">
-                  <pic:nvPicPr>
-                    <pic:cNvPr id="0" name="" descr=""/>
-                    <pic:cNvPicPr>
-                      <a:picLocks noChangeAspect="1" noChangeArrowheads="1"/>
-                    </pic:cNvPicPr>
-                  </pic:nvPicPr>
-                  <pic:blipFill>
-                    <a:blip r:embed="rId9" cstate="none"/>
-                    <a:srcRect/>
-                    <a:stretch>
-                      <a:fillRect/>
-                    </a:stretch>
-                  </pic:blipFill>
-                  <pic:spPr bwMode="auto">
-                    <a:xfrm>
-                      <a:off x="0" y="0"/>
-                      <a:ext cx="2476500" cy="723900"/>
-                    </a:xfrm>
-                    <a:prstGeom prst="rect">
-                      <a:avLst/>
-                    </a:prstGeom>
-                  </pic:spPr>
-                </pic:pic>
-              </a:graphicData>
-            </a:graphic>
-          </wp:inline>
-        </w:drawing>
+        <w:rPr>
+          <w:rFonts w:ascii="Be Vietnam Pro" w:cs="Be Vietnam Pro" w:eastAsia="Be Vietnam Pro" w:hAnsi="Be Vietnam Pro"/>
+          <w:b/>
+          <w:bCs/>
+          <w:color w:val="036F3D"/>
+          <w:spacing w:val="160"/>
+          <w:sz w:val="64"/>
+          <w:szCs w:val="64"/>
+        </w:rPr>
+        <w:t xml:space="preserve">OPTIMAI</w:t>
+      </w:r>
+    </w:p>
+    <w:p>
+      <w:pPr>
+        <w:pBdr>
+          <w:top w:val="single" w:color="F58E33" w:sz="8" w:space="10"/>
+        </w:pBdr>
+        <w:spacing w:after="320"/>
+        <w:jc w:val="center"/>
+      </w:pPr>
+      <w:r>
+        <w:rPr>
+          <w:rFonts w:ascii="Be Vietnam Pro" w:cs="Be Vietnam Pro" w:eastAsia="Be Vietnam Pro" w:hAnsi="Be Vietnam Pro"/>
+          <w:color w:val="8A4B12"/>
+          <w:spacing w:val="70"/>
+          <w:sz w:val="16"/>
+          <w:szCs w:val="16"/>
+        </w:rPr>
+        <w:t xml:space="preserve">CÔNG TY PHÁT TRIỂN PHẦN MỀM</w:t>
       </w:r>
     </w:p>
     <w:p>
@@ -15224,44 +15215,16 @@
             <w:spacing w:after="0"/>
           </w:pPr>
           <w:r>
-            <w:drawing>
-              <wp:inline distT="0" distB="0" distL="0" distR="0">
-                <wp:extent cx="1009650" cy="295275"/>
-                <wp:effectExtent t="0" r="0" b="0" l="0"/>
-                <wp:docPr id="1" name="" descr="" title=""/>
-                <wp:cNvGraphicFramePr>
-                  <a:graphicFrameLocks xmlns:a="http://schemas.openxmlformats.org/drawingml/2006/main" noChangeAspect="1"/>
-                </wp:cNvGraphicFramePr>
-                <a:graphic xmlns:a="http://schemas.openxmlformats.org/drawingml/2006/main">
-                  <a:graphicData uri="http://schemas.openxmlformats.org/drawingml/2006/picture">
-                    <pic:pic xmlns:pic="http://schemas.openxmlformats.org/drawingml/2006/picture">
-                      <pic:nvPicPr>
-                        <pic:cNvPr id="0" name="" descr=""/>
-                        <pic:cNvPicPr>
-                          <a:picLocks noChangeAspect="1" noChangeArrowheads="1"/>
-                        </pic:cNvPicPr>
-                      </pic:nvPicPr>
-                      <pic:blipFill>
-                        <a:blip r:embed="rId0" cstate="none"/>
-                        <a:srcRect/>
-                        <a:stretch>
-                          <a:fillRect/>
-                        </a:stretch>
-                      </pic:blipFill>
-                      <pic:spPr bwMode="auto">
-                        <a:xfrm>
-                          <a:off x="0" y="0"/>
-                          <a:ext cx="1009650" cy="295275"/>
-                        </a:xfrm>
-                        <a:prstGeom prst="rect">
-                          <a:avLst/>
-                        </a:prstGeom>
-                      </pic:spPr>
-                    </pic:pic>
-                  </a:graphicData>
-                </a:graphic>
-              </wp:inline>
-            </w:drawing>
+            <w:rPr>
+              <w:rFonts w:ascii="Be Vietnam Pro" w:cs="Be Vietnam Pro" w:eastAsia="Be Vietnam Pro" w:hAnsi="Be Vietnam Pro"/>
+              <w:b/>
+              <w:bCs/>
+              <w:color w:val="036F3D"/>
+              <w:spacing w:val="60"/>
+              <w:sz w:val="19"/>
+              <w:szCs w:val="19"/>
+            </w:rPr>
+            <w:t xml:space="preserve">OPTIMAI</w:t>
           </w:r>
         </w:p>
       </w:tc>

--- a/docs/DA4-chatbot-telegram-google-workspace/DA4-10-tra-cuu-ky-thuat.docx
+++ b/docs/DA4-chatbot-telegram-google-workspace/DA4-10-tra-cuu-ky-thuat.docx
@@ -517,7 +517,7 @@
                 <w:sz w:val="20"/>
                 <w:szCs w:val="20"/>
               </w:rPr>
-              <w:t xml:space="preserve">QuanNH — Team Lead, Công ty OPTIMAI</w:t>
+              <w:t xml:space="preserve">Quân — Team phát triển, Công ty OPTIMAI</w:t>
             </w:r>
           </w:p>
         </w:tc>
@@ -830,6 +830,549 @@
           <w:docGrid w:linePitch="360"/>
         </w:sectPr>
       </w:pPr>
+    </w:p>
+    <w:p>
+      <w:pPr>
+        <w:spacing w:after="140" w:before="120"/>
+      </w:pPr>
+      <w:r>
+        <w:rPr>
+          <w:rFonts w:ascii="Be Vietnam Pro" w:cs="Be Vietnam Pro" w:eastAsia="Be Vietnam Pro" w:hAnsi="Be Vietnam Pro"/>
+          <w:b/>
+          <w:bCs/>
+          <w:color w:val="036F3D"/>
+          <w:spacing w:val="50"/>
+          <w:sz w:val="21"/>
+          <w:szCs w:val="21"/>
+        </w:rPr>
+        <w:t xml:space="preserve">MỤC LỤC</w:t>
+      </w:r>
+    </w:p>
+    <w:p>
+      <w:pPr>
+        <w:spacing w:after="40" w:line="260"/>
+        <w:ind w:left="220"/>
+      </w:pPr>
+      <w:r>
+        <w:rPr>
+          <w:rFonts w:ascii="Be Vietnam Pro" w:cs="Be Vietnam Pro" w:eastAsia="Be Vietnam Pro" w:hAnsi="Be Vietnam Pro"/>
+          <w:color w:val="4A5551"/>
+          <w:sz w:val="19"/>
+          <w:szCs w:val="19"/>
+        </w:rPr>
+        <w:t xml:space="preserve">A1. Script Properties</w:t>
+      </w:r>
+    </w:p>
+    <w:p>
+      <w:pPr>
+        <w:spacing w:after="40" w:line="260"/>
+        <w:ind w:left="220"/>
+      </w:pPr>
+      <w:r>
+        <w:rPr>
+          <w:rFonts w:ascii="Be Vietnam Pro" w:cs="Be Vietnam Pro" w:eastAsia="Be Vietnam Pro" w:hAnsi="Be Vietnam Pro"/>
+          <w:color w:val="4A5551"/>
+          <w:sz w:val="19"/>
+          <w:szCs w:val="19"/>
+        </w:rPr>
+        <w:t xml:space="preserve">A2. Cấu hình nền</w:t>
+      </w:r>
+    </w:p>
+    <w:p>
+      <w:pPr>
+        <w:spacing w:after="40" w:line="260"/>
+        <w:ind w:left="220"/>
+      </w:pPr>
+      <w:r>
+        <w:rPr>
+          <w:rFonts w:ascii="Be Vietnam Pro" w:cs="Be Vietnam Pro" w:eastAsia="Be Vietnam Pro" w:hAnsi="Be Vietnam Pro"/>
+          <w:color w:val="4A5551"/>
+          <w:sz w:val="19"/>
+          <w:szCs w:val="19"/>
+        </w:rPr>
+        <w:t xml:space="preserve">A3. Kiểm cấu hình an toàn</w:t>
+      </w:r>
+    </w:p>
+    <w:p>
+      <w:pPr>
+        <w:spacing w:after="40" w:line="260"/>
+        <w:ind w:left="220"/>
+      </w:pPr>
+      <w:r>
+        <w:rPr>
+          <w:rFonts w:ascii="Be Vietnam Pro" w:cs="Be Vietnam Pro" w:eastAsia="Be Vietnam Pro" w:hAnsi="Be Vietnam Pro"/>
+          <w:color w:val="4A5551"/>
+          <w:sz w:val="19"/>
+          <w:szCs w:val="19"/>
+        </w:rPr>
+        <w:t xml:space="preserve">B1. Sheet bắt buộc</w:t>
+      </w:r>
+    </w:p>
+    <w:p>
+      <w:pPr>
+        <w:spacing w:after="40" w:line="260"/>
+        <w:ind w:left="220"/>
+      </w:pPr>
+      <w:r>
+        <w:rPr>
+          <w:rFonts w:ascii="Be Vietnam Pro" w:cs="Be Vietnam Pro" w:eastAsia="Be Vietnam Pro" w:hAnsi="Be Vietnam Pro"/>
+          <w:color w:val="4A5551"/>
+          <w:sz w:val="19"/>
+          <w:szCs w:val="19"/>
+        </w:rPr>
+        <w:t xml:space="preserve">B2. Sheet đề xuất cho bản sản xuất</w:t>
+      </w:r>
+    </w:p>
+    <w:p>
+      <w:pPr>
+        <w:spacing w:after="40" w:line="260"/>
+        <w:ind w:left="220"/>
+      </w:pPr>
+      <w:r>
+        <w:rPr>
+          <w:rFonts w:ascii="Be Vietnam Pro" w:cs="Be Vietnam Pro" w:eastAsia="Be Vietnam Pro" w:hAnsi="Be Vietnam Pro"/>
+          <w:color w:val="4A5551"/>
+          <w:sz w:val="19"/>
+          <w:szCs w:val="19"/>
+        </w:rPr>
+        <w:t xml:space="preserve">B3. Quy tắc ngày</w:t>
+      </w:r>
+    </w:p>
+    <w:p>
+      <w:pPr>
+        <w:spacing w:after="40" w:line="260"/>
+        <w:ind w:left="220"/>
+      </w:pPr>
+      <w:r>
+        <w:rPr>
+          <w:rFonts w:ascii="Be Vietnam Pro" w:cs="Be Vietnam Pro" w:eastAsia="Be Vietnam Pro" w:hAnsi="Be Vietnam Pro"/>
+          <w:color w:val="4A5551"/>
+          <w:sz w:val="19"/>
+          <w:szCs w:val="19"/>
+        </w:rPr>
+        <w:t xml:space="preserve">C1. Các method dùng</w:t>
+      </w:r>
+    </w:p>
+    <w:p>
+      <w:pPr>
+        <w:spacing w:after="40" w:line="260"/>
+        <w:ind w:left="220"/>
+      </w:pPr>
+      <w:r>
+        <w:rPr>
+          <w:rFonts w:ascii="Be Vietnam Pro" w:cs="Be Vietnam Pro" w:eastAsia="Be Vietnam Pro" w:hAnsi="Be Vietnam Pro"/>
+          <w:color w:val="4A5551"/>
+          <w:sz w:val="19"/>
+          <w:szCs w:val="19"/>
+        </w:rPr>
+        <w:t xml:space="preserve">C2. Callback data</w:t>
+      </w:r>
+    </w:p>
+    <w:p>
+      <w:pPr>
+        <w:spacing w:after="40" w:line="260"/>
+        <w:ind w:left="220"/>
+      </w:pPr>
+      <w:r>
+        <w:rPr>
+          <w:rFonts w:ascii="Be Vietnam Pro" w:cs="Be Vietnam Pro" w:eastAsia="Be Vietnam Pro" w:hAnsi="Be Vietnam Pro"/>
+          <w:color w:val="4A5551"/>
+          <w:sz w:val="19"/>
+          <w:szCs w:val="19"/>
+        </w:rPr>
+        <w:t xml:space="preserve">C3. Router callback</w:t>
+      </w:r>
+    </w:p>
+    <w:p>
+      <w:pPr>
+        <w:spacing w:after="40" w:line="260"/>
+        <w:ind w:left="220"/>
+      </w:pPr>
+      <w:r>
+        <w:rPr>
+          <w:rFonts w:ascii="Be Vietnam Pro" w:cs="Be Vietnam Pro" w:eastAsia="Be Vietnam Pro" w:hAnsi="Be Vietnam Pro"/>
+          <w:color w:val="4A5551"/>
+          <w:sz w:val="19"/>
+          <w:szCs w:val="19"/>
+        </w:rPr>
+        <w:t xml:space="preserve">C4. Giới hạn output</w:t>
+      </w:r>
+    </w:p>
+    <w:p>
+      <w:pPr>
+        <w:spacing w:after="40" w:line="260"/>
+        <w:ind w:left="220"/>
+      </w:pPr>
+      <w:r>
+        <w:rPr>
+          <w:rFonts w:ascii="Be Vietnam Pro" w:cs="Be Vietnam Pro" w:eastAsia="Be Vietnam Pro" w:hAnsi="Be Vietnam Pro"/>
+          <w:color w:val="4A5551"/>
+          <w:sz w:val="19"/>
+          <w:szCs w:val="19"/>
+        </w:rPr>
+        <w:t xml:space="preserve">D1. Cấu hình</w:t>
+      </w:r>
+    </w:p>
+    <w:p>
+      <w:pPr>
+        <w:spacing w:after="40" w:line="260"/>
+        <w:ind w:left="220"/>
+      </w:pPr>
+      <w:r>
+        <w:rPr>
+          <w:rFonts w:ascii="Be Vietnam Pro" w:cs="Be Vietnam Pro" w:eastAsia="Be Vietnam Pro" w:hAnsi="Be Vietnam Pro"/>
+          <w:color w:val="4A5551"/>
+          <w:sz w:val="19"/>
+          <w:szCs w:val="19"/>
+        </w:rPr>
+        <w:t xml:space="preserve">D2. Text và lệnh</w:t>
+      </w:r>
+    </w:p>
+    <w:p>
+      <w:pPr>
+        <w:spacing w:after="40" w:line="260"/>
+        <w:ind w:left="220"/>
+      </w:pPr>
+      <w:r>
+        <w:rPr>
+          <w:rFonts w:ascii="Be Vietnam Pro" w:cs="Be Vietnam Pro" w:eastAsia="Be Vietnam Pro" w:hAnsi="Be Vietnam Pro"/>
+          <w:color w:val="4A5551"/>
+          <w:sz w:val="19"/>
+          <w:szCs w:val="19"/>
+        </w:rPr>
+        <w:t xml:space="preserve">D3. User và quyền</w:t>
+      </w:r>
+    </w:p>
+    <w:p>
+      <w:pPr>
+        <w:spacing w:after="40" w:line="260"/>
+        <w:ind w:left="220"/>
+      </w:pPr>
+      <w:r>
+        <w:rPr>
+          <w:rFonts w:ascii="Be Vietnam Pro" w:cs="Be Vietnam Pro" w:eastAsia="Be Vietnam Pro" w:hAnsi="Be Vietnam Pro"/>
+          <w:color w:val="4A5551"/>
+          <w:sz w:val="19"/>
+          <w:szCs w:val="19"/>
+        </w:rPr>
+        <w:t xml:space="preserve">D4. Session</w:t>
+      </w:r>
+    </w:p>
+    <w:p>
+      <w:pPr>
+        <w:spacing w:after="40" w:line="260"/>
+        <w:ind w:left="220"/>
+      </w:pPr>
+      <w:r>
+        <w:rPr>
+          <w:rFonts w:ascii="Be Vietnam Pro" w:cs="Be Vietnam Pro" w:eastAsia="Be Vietnam Pro" w:hAnsi="Be Vietnam Pro"/>
+          <w:color w:val="4A5551"/>
+          <w:sz w:val="19"/>
+          <w:szCs w:val="19"/>
+        </w:rPr>
+        <w:t xml:space="preserve">D5. Sheet và log</w:t>
+      </w:r>
+    </w:p>
+    <w:p>
+      <w:pPr>
+        <w:spacing w:after="40" w:line="260"/>
+        <w:ind w:left="220"/>
+      </w:pPr>
+      <w:r>
+        <w:rPr>
+          <w:rFonts w:ascii="Be Vietnam Pro" w:cs="Be Vietnam Pro" w:eastAsia="Be Vietnam Pro" w:hAnsi="Be Vietnam Pro"/>
+          <w:color w:val="4A5551"/>
+          <w:sz w:val="19"/>
+          <w:szCs w:val="19"/>
+        </w:rPr>
+        <w:t xml:space="preserve">D6. AI</w:t>
+      </w:r>
+    </w:p>
+    <w:p>
+      <w:pPr>
+        <w:spacing w:after="40" w:line="260"/>
+        <w:ind w:left="220"/>
+      </w:pPr>
+      <w:r>
+        <w:rPr>
+          <w:rFonts w:ascii="Be Vietnam Pro" w:cs="Be Vietnam Pro" w:eastAsia="Be Vietnam Pro" w:hAnsi="Be Vietnam Pro"/>
+          <w:color w:val="4A5551"/>
+          <w:sz w:val="19"/>
+          <w:szCs w:val="19"/>
+        </w:rPr>
+        <w:t xml:space="preserve">E1. Request</w:t>
+      </w:r>
+    </w:p>
+    <w:p>
+      <w:pPr>
+        <w:spacing w:after="40" w:line="260"/>
+        <w:ind w:left="220"/>
+      </w:pPr>
+      <w:r>
+        <w:rPr>
+          <w:rFonts w:ascii="Be Vietnam Pro" w:cs="Be Vietnam Pro" w:eastAsia="Be Vietnam Pro" w:hAnsi="Be Vietnam Pro"/>
+          <w:color w:val="4A5551"/>
+          <w:sz w:val="19"/>
+          <w:szCs w:val="19"/>
+        </w:rPr>
+        <w:t xml:space="preserve">E2. Phân loại lỗi</w:t>
+      </w:r>
+    </w:p>
+    <w:p>
+      <w:pPr>
+        <w:spacing w:after="40" w:line="260"/>
+        <w:ind w:left="220"/>
+      </w:pPr>
+      <w:r>
+        <w:rPr>
+          <w:rFonts w:ascii="Be Vietnam Pro" w:cs="Be Vietnam Pro" w:eastAsia="Be Vietnam Pro" w:hAnsi="Be Vietnam Pro"/>
+          <w:color w:val="4A5551"/>
+          <w:sz w:val="19"/>
+          <w:szCs w:val="19"/>
+        </w:rPr>
+        <w:t xml:space="preserve">E3. Quy ước file</w:t>
+      </w:r>
+    </w:p>
+    <w:p>
+      <w:pPr>
+        <w:spacing w:after="40" w:line="260"/>
+        <w:ind w:left="220"/>
+      </w:pPr>
+      <w:r>
+        <w:rPr>
+          <w:rFonts w:ascii="Be Vietnam Pro" w:cs="Be Vietnam Pro" w:eastAsia="Be Vietnam Pro" w:hAnsi="Be Vietnam Pro"/>
+          <w:color w:val="4A5551"/>
+          <w:sz w:val="19"/>
+          <w:szCs w:val="19"/>
+        </w:rPr>
+        <w:t xml:space="preserve">F1. Setup</w:t>
+      </w:r>
+    </w:p>
+    <w:p>
+      <w:pPr>
+        <w:spacing w:after="40" w:line="260"/>
+        <w:ind w:left="220"/>
+      </w:pPr>
+      <w:r>
+        <w:rPr>
+          <w:rFonts w:ascii="Be Vietnam Pro" w:cs="Be Vietnam Pro" w:eastAsia="Be Vietnam Pro" w:hAnsi="Be Vietnam Pro"/>
+          <w:color w:val="4A5551"/>
+          <w:sz w:val="19"/>
+          <w:szCs w:val="19"/>
+        </w:rPr>
+        <w:t xml:space="preserve">F2. Smoke test</w:t>
+      </w:r>
+    </w:p>
+    <w:p>
+      <w:pPr>
+        <w:spacing w:after="40" w:line="260"/>
+        <w:ind w:left="220"/>
+      </w:pPr>
+      <w:r>
+        <w:rPr>
+          <w:rFonts w:ascii="Be Vietnam Pro" w:cs="Be Vietnam Pro" w:eastAsia="Be Vietnam Pro" w:hAnsi="Be Vietnam Pro"/>
+          <w:color w:val="4A5551"/>
+          <w:sz w:val="19"/>
+          <w:szCs w:val="19"/>
+        </w:rPr>
+        <w:t xml:space="preserve">F3. Quan sát</w:t>
+      </w:r>
+    </w:p>
+    <w:p>
+      <w:pPr>
+        <w:spacing w:after="40" w:line="260"/>
+        <w:ind w:left="220"/>
+      </w:pPr>
+      <w:r>
+        <w:rPr>
+          <w:rFonts w:ascii="Be Vietnam Pro" w:cs="Be Vietnam Pro" w:eastAsia="Be Vietnam Pro" w:hAnsi="Be Vietnam Pro"/>
+          <w:color w:val="4A5551"/>
+          <w:sz w:val="19"/>
+          <w:szCs w:val="19"/>
+        </w:rPr>
+        <w:t xml:space="preserve">SC-01 — Bot không nhận tin nhắn</w:t>
+      </w:r>
+    </w:p>
+    <w:p>
+      <w:pPr>
+        <w:spacing w:after="40" w:line="260"/>
+        <w:ind w:left="220"/>
+      </w:pPr>
+      <w:r>
+        <w:rPr>
+          <w:rFonts w:ascii="Be Vietnam Pro" w:cs="Be Vietnam Pro" w:eastAsia="Be Vietnam Pro" w:hAnsi="Be Vietnam Pro"/>
+          <w:color w:val="4A5551"/>
+          <w:sz w:val="19"/>
+          <w:szCs w:val="19"/>
+        </w:rPr>
+        <w:t xml:space="preserve">SC-02 — Bot nhận nhưng không trả lời</w:t>
+      </w:r>
+    </w:p>
+    <w:p>
+      <w:pPr>
+        <w:spacing w:after="40" w:line="260"/>
+        <w:ind w:left="220"/>
+      </w:pPr>
+      <w:r>
+        <w:rPr>
+          <w:rFonts w:ascii="Be Vietnam Pro" w:cs="Be Vietnam Pro" w:eastAsia="Be Vietnam Pro" w:hAnsi="Be Vietnam Pro"/>
+          <w:color w:val="4A5551"/>
+          <w:sz w:val="19"/>
+          <w:szCs w:val="19"/>
+        </w:rPr>
+        <w:t xml:space="preserve">SC-03 — User bị từ chối sai</w:t>
+      </w:r>
+    </w:p>
+    <w:p>
+      <w:pPr>
+        <w:spacing w:after="40" w:line="260"/>
+        <w:ind w:left="220"/>
+      </w:pPr>
+      <w:r>
+        <w:rPr>
+          <w:rFonts w:ascii="Be Vietnam Pro" w:cs="Be Vietnam Pro" w:eastAsia="Be Vietnam Pro" w:hAnsi="Be Vietnam Pro"/>
+          <w:color w:val="4A5551"/>
+          <w:sz w:val="19"/>
+          <w:szCs w:val="19"/>
+        </w:rPr>
+        <w:t xml:space="preserve">SC-04 — User xem được dữ liệu ngoài phạm vi</w:t>
+      </w:r>
+    </w:p>
+    <w:p>
+      <w:pPr>
+        <w:spacing w:after="40" w:line="260"/>
+        <w:ind w:left="220"/>
+      </w:pPr>
+      <w:r>
+        <w:rPr>
+          <w:rFonts w:ascii="Be Vietnam Pro" w:cs="Be Vietnam Pro" w:eastAsia="Be Vietnam Pro" w:hAnsi="Be Vietnam Pro"/>
+          <w:color w:val="4A5551"/>
+          <w:sz w:val="19"/>
+          <w:szCs w:val="19"/>
+        </w:rPr>
+        <w:t xml:space="preserve">SC-05 — Số liệu trả lời sai</w:t>
+      </w:r>
+    </w:p>
+    <w:p>
+      <w:pPr>
+        <w:spacing w:after="40" w:line="260"/>
+        <w:ind w:left="220"/>
+      </w:pPr>
+      <w:r>
+        <w:rPr>
+          <w:rFonts w:ascii="Be Vietnam Pro" w:cs="Be Vietnam Pro" w:eastAsia="Be Vietnam Pro" w:hAnsi="Be Vietnam Pro"/>
+          <w:color w:val="4A5551"/>
+          <w:sz w:val="19"/>
+          <w:szCs w:val="19"/>
+        </w:rPr>
+        <w:t xml:space="preserve">SC-06 — Báo cáo/cảnh báo gửi trùng</w:t>
+      </w:r>
+    </w:p>
+    <w:p>
+      <w:pPr>
+        <w:spacing w:after="40" w:line="260"/>
+        <w:ind w:left="220"/>
+      </w:pPr>
+      <w:r>
+        <w:rPr>
+          <w:rFonts w:ascii="Be Vietnam Pro" w:cs="Be Vietnam Pro" w:eastAsia="Be Vietnam Pro" w:hAnsi="Be Vietnam Pro"/>
+          <w:color w:val="4A5551"/>
+          <w:sz w:val="19"/>
+          <w:szCs w:val="19"/>
+        </w:rPr>
+        <w:t xml:space="preserve">SC-07 — Session không hết hạn</w:t>
+      </w:r>
+    </w:p>
+    <w:p>
+      <w:pPr>
+        <w:spacing w:after="40" w:line="260"/>
+        <w:ind w:left="220"/>
+      </w:pPr>
+      <w:r>
+        <w:rPr>
+          <w:rFonts w:ascii="Be Vietnam Pro" w:cs="Be Vietnam Pro" w:eastAsia="Be Vietnam Pro" w:hAnsi="Be Vietnam Pro"/>
+          <w:color w:val="4A5551"/>
+          <w:sz w:val="19"/>
+          <w:szCs w:val="19"/>
+        </w:rPr>
+        <w:t xml:space="preserve">SC-08 — Drive không thấy file/thư mục</w:t>
+      </w:r>
+    </w:p>
+    <w:p>
+      <w:pPr>
+        <w:spacing w:after="40" w:line="260"/>
+        <w:ind w:left="220"/>
+      </w:pPr>
+      <w:r>
+        <w:rPr>
+          <w:rFonts w:ascii="Be Vietnam Pro" w:cs="Be Vietnam Pro" w:eastAsia="Be Vietnam Pro" w:hAnsi="Be Vietnam Pro"/>
+          <w:color w:val="4A5551"/>
+          <w:sz w:val="19"/>
+          <w:szCs w:val="19"/>
+        </w:rPr>
+        <w:t xml:space="preserve">SC-09 — CSV lỗi dấu hoặc chạy công thức</w:t>
+      </w:r>
+    </w:p>
+    <w:p>
+      <w:pPr>
+        <w:spacing w:after="40" w:line="260"/>
+        <w:ind w:left="220"/>
+      </w:pPr>
+      <w:r>
+        <w:rPr>
+          <w:rFonts w:ascii="Be Vietnam Pro" w:cs="Be Vietnam Pro" w:eastAsia="Be Vietnam Pro" w:hAnsi="Be Vietnam Pro"/>
+          <w:color w:val="4A5551"/>
+          <w:sz w:val="19"/>
+          <w:szCs w:val="19"/>
+        </w:rPr>
+        <w:t xml:space="preserve">SC-10 — OpenRouter lỗi hoặc chi phí tăng</w:t>
+      </w:r>
+    </w:p>
+    <w:p>
+      <w:pPr>
+        <w:spacing w:after="40" w:line="260"/>
+        <w:ind w:left="220"/>
+      </w:pPr>
+      <w:r>
+        <w:rPr>
+          <w:rFonts w:ascii="Be Vietnam Pro" w:cs="Be Vietnam Pro" w:eastAsia="Be Vietnam Pro" w:hAnsi="Be Vietnam Pro"/>
+          <w:color w:val="4A5551"/>
+          <w:sz w:val="19"/>
+          <w:szCs w:val="19"/>
+        </w:rPr>
+        <w:t xml:space="preserve">SC-11 — Apps Script hết quota/thời gian</w:t>
+      </w:r>
+    </w:p>
+    <w:p>
+      <w:pPr>
+        <w:spacing w:after="40" w:line="260"/>
+        <w:ind w:left="220"/>
+      </w:pPr>
+      <w:r>
+        <w:rPr>
+          <w:rFonts w:ascii="Be Vietnam Pro" w:cs="Be Vietnam Pro" w:eastAsia="Be Vietnam Pro" w:hAnsi="Be Vietnam Pro"/>
+          <w:color w:val="4A5551"/>
+          <w:sz w:val="19"/>
+          <w:szCs w:val="19"/>
+        </w:rPr>
+        <w:t xml:space="preserve">SC-12 — Nghi lộ token/key</w:t>
+      </w:r>
+    </w:p>
+    <w:p>
+      <w:pPr>
+        <w:pBdr>
+          <w:bottom w:val="single" w:color="CFE3D8" w:sz="4" w:space="4"/>
+        </w:pBdr>
+        <w:spacing w:after="260" w:before="160"/>
+      </w:pPr>
+      <w:r>
+        <w:rPr>
+          <w:rFonts w:ascii="Be Vietnam Pro" w:cs="Be Vietnam Pro" w:eastAsia="Be Vietnam Pro" w:hAnsi="Be Vietnam Pro"/>
+          <w:sz w:val="2"/>
+          <w:szCs w:val="2"/>
+        </w:rPr>
+        <w:t xml:space="preserve"/>
+      </w:r>
     </w:p>
     <w:p>
       <w:pPr>
